--- a/article2/СТАТЬЯ_2_прогноз_овариального_ответа.docx
+++ b/article2/СТАТЬЯ_2_прогноз_овариального_ответа.docx
@@ -2,13 +2,13 @@
 <file path=word/document.xml><?xml version="1.0" encoding="utf-8"?>
 <w:document xmlns:w="http://schemas.openxmlformats.org/wordprocessingml/2006/main" xmlns:m="http://schemas.openxmlformats.org/officeDocument/2006/math" xmlns:r="http://schemas.openxmlformats.org/officeDocument/2006/relationships" xmlns:o="urn:schemas-microsoft-com:office:office" xmlns:v="urn:schemas-microsoft-com:vml" xmlns:w10="urn:schemas-microsoft-com:office:word" xmlns:a="http://schemas.openxmlformats.org/drawingml/2006/main" xmlns:pic="http://schemas.openxmlformats.org/drawingml/2006/picture" xmlns:wp="http://schemas.openxmlformats.org/drawingml/2006/wordprocessingDrawing">
   <w:body>
-    <w:bookmarkStart w:id="44" w:name="X1973ba25f91a7bd1317ebfd78f1f44ec4e89504"/>
+    <w:bookmarkStart w:id="65" w:name="X8d84154868baa66128a689e5b16388fb46fecfc"/>
     <w:p>
       <w:pPr>
         <w:pStyle w:val="Heading1"/>
       </w:pPr>
       <w:r>
-        <w:t xml:space="preserve">Прогнозирование овариального ответа по данным, доступным до начала стимуляции: ретроспективное исследование 1647 циклов ВРТ и разбор трёх методологических ловушек</w:t>
+        <w:t xml:space="preserve">Прогнозирование овариального ответа и наступления беременности по данным, доступным до начала стимуляции: ретроспективное исследование 1647 циклов ВРТ с анализом выживаемости, причинным сопоставлением и разбором трёх методологических ловушек</w:t>
       </w:r>
     </w:p>
     <w:p>
@@ -293,6 +293,90 @@
       </w:r>
       <w:r>
         <w:t xml:space="preserve">(AUROC 0,684), доля зрелых ооцитов практически не прогнозируется (R² = 0,128).</w:t>
+      </w:r>
+    </w:p>
+    <w:p>
+      <w:pPr>
+        <w:pStyle w:val="BodyText"/>
+      </w:pPr>
+      <w:r>
+        <w:rPr>
+          <w:b/>
+          <w:bCs/>
+        </w:rPr>
+        <w:t xml:space="preserve">Углублённый анализ.</w:t>
+      </w:r>
+      <w:r>
+        <w:t xml:space="preserve"> </w:t>
+      </w:r>
+      <w:r>
+        <w:t xml:space="preserve">Анализ выживаемости на 3785 циклах (849 событий, 2936</w:t>
+      </w:r>
+      <w:r>
+        <w:t xml:space="preserve"> </w:t>
+      </w:r>
+      <w:r>
+        <w:t xml:space="preserve">цензурированных наблюдений) показал кумулятивную вероятность беременности 0,129 после</w:t>
+      </w:r>
+      <w:r>
+        <w:t xml:space="preserve"> </w:t>
+      </w:r>
+      <w:r>
+        <w:t xml:space="preserve">первой попытки и 0,289 после третьей; стратификация по овариальному резерву дала</w:t>
+      </w:r>
+      <w:r>
+        <w:t xml:space="preserve"> </w:t>
+      </w:r>
+      <w:r>
+        <w:t xml:space="preserve">расхождение кривых с p = 2,9 × 10⁻⁶⁵ (лог-ранговый критерий). Регрессия Кокса выявила</w:t>
+      </w:r>
+      <w:r>
+        <w:t xml:space="preserve"> </w:t>
+      </w:r>
+      <w:r>
+        <w:t xml:space="preserve">независимый вклад АМГ (HR 1,066 на единицу; p &lt; 0,001), возраста (HR 0,944; p &lt; 0,001)</w:t>
+      </w:r>
+      <w:r>
+        <w:t xml:space="preserve"> </w:t>
+      </w:r>
+      <w:r>
+        <w:t xml:space="preserve">и ФСГ (HR 0,986; p = 0,0001) при индексе конкордации 0,696. Сопоставление по склонности</w:t>
+      </w:r>
+      <w:r>
+        <w:t xml:space="preserve"> </w:t>
+      </w:r>
+      <w:r>
+        <w:t xml:space="preserve">показало, что видимое преимущество одного протокола над другим (+3,97 ооцита при прямом</w:t>
+      </w:r>
+      <w:r>
+        <w:t xml:space="preserve"> </w:t>
+      </w:r>
+      <w:r>
+        <w:t xml:space="preserve">сравнении) полностью объясняется различием пациенток: после уравнивания групп эффект</w:t>
+      </w:r>
+      <w:r>
+        <w:t xml:space="preserve"> </w:t>
+      </w:r>
+      <w:r>
+        <w:t xml:space="preserve">составил −0,20 ооцита (212 пар, p = 0,120). Кластеризация выявила девять фенотипов, но</w:t>
+      </w:r>
+      <w:r>
+        <w:t xml:space="preserve"> </w:t>
+      </w:r>
+      <w:r>
+        <w:t xml:space="preserve">разделение по ним оказалось слабее градаций АМГ (p = 1,8 × 10⁻²³ против 1,1 × 10⁻¹⁸¹).</w:t>
+      </w:r>
+      <w:r>
+        <w:t xml:space="preserve"> </w:t>
+      </w:r>
+      <w:r>
+        <w:t xml:space="preserve">Калибровка методом Платта снизила ожидаемую ошибку с 0,080 до 0,041 при сохранении</w:t>
+      </w:r>
+      <w:r>
+        <w:t xml:space="preserve"> </w:t>
+      </w:r>
+      <w:r>
+        <w:t xml:space="preserve">AUROC. Стекинг разнородных моделей дал прирост AUROC лишь +0,0016.</w:t>
       </w:r>
     </w:p>
     <w:p>
@@ -1244,7 +1328,7 @@
         <w:t xml:space="preserve"> </w:t>
       </w:r>
       <w:r>
-        <w:t xml:space="preserve">по годам, обоснован в разделе 3.4: при разделении по годам объём тестовой выборки</w:t>
+        <w:t xml:space="preserve">по годам, обоснован в разделе 3.10: при разделении по годам объём тестовой выборки</w:t>
       </w:r>
       <w:r>
         <w:t xml:space="preserve"> </w:t>
@@ -1299,7 +1383,7 @@
     </w:p>
     <w:bookmarkEnd w:id="14"/>
     <w:bookmarkEnd w:id="15"/>
-    <w:bookmarkStart w:id="21" w:name="результаты"/>
+    <w:bookmarkStart w:id="27" w:name="результаты"/>
     <w:p>
       <w:pPr>
         <w:pStyle w:val="Heading2"/>
@@ -1985,13 +2069,13 @@
       </w:r>
     </w:p>
     <w:bookmarkEnd w:id="18"/>
-    <w:bookmarkStart w:id="19" w:name="три-источника-завышенных-оценок"/>
+    <w:bookmarkStart w:id="19" w:name="X1080c18c949f7be9ec4d7cd3085423f0bdb5fea"/>
     <w:p>
       <w:pPr>
         <w:pStyle w:val="Heading3"/>
       </w:pPr>
       <w:r>
-        <w:t xml:space="preserve">3.4. Три источника завышенных оценок</w:t>
+        <w:t xml:space="preserve">3.4. Число попыток до наступления беременности</w:t>
       </w:r>
     </w:p>
     <w:p>
@@ -1999,235 +2083,659 @@
         <w:pStyle w:val="FirstParagraph"/>
       </w:pPr>
       <w:r>
-        <w:t xml:space="preserve">Все три ошибки на этапе получения выглядели как успех модели и были выявлены только</w:t>
-      </w:r>
-      <w:r>
-        <w:t xml:space="preserve"> </w:t>
-      </w:r>
-      <w:r>
-        <w:t xml:space="preserve">целенаправленной проверкой.</w:t>
+        <w:t xml:space="preserve">Классификация не подходит для этого вопроса: часть пациенток прекращает лечение, не</w:t>
+      </w:r>
+      <w:r>
+        <w:t xml:space="preserve"> </w:t>
+      </w:r>
+      <w:r>
+        <w:t xml:space="preserve">достигнув беременности, то есть наблюдения цензурированы справа. Применён анализ</w:t>
+      </w:r>
+      <w:r>
+        <w:t xml:space="preserve"> </w:t>
+      </w:r>
+      <w:r>
+        <w:t xml:space="preserve">выживаемости на 3785 циклах (849 событий, 2936 цензурированных).</w:t>
       </w:r>
     </w:p>
     <w:p>
       <w:pPr>
         <w:pStyle w:val="BodyText"/>
       </w:pPr>
+      <w:r>
+        <w:t xml:space="preserve">Кумулятивная вероятность наступления беременности составила 0,129 после первой попытки,</w:t>
+      </w:r>
+      <w:r>
+        <w:t xml:space="preserve"> </w:t>
+      </w:r>
+      <w:r>
+        <w:t xml:space="preserve">0,219 после второй, 0,289 после третьей и 0,315 после четвёртой. Стратификация по</w:t>
+      </w:r>
+      <w:r>
+        <w:t xml:space="preserve"> </w:t>
+      </w:r>
+      <w:r>
+        <w:t xml:space="preserve">овариальному резерву (</w:t>
+      </w:r>
       <w:r>
         <w:rPr>
           <w:b/>
           <w:bCs/>
         </w:rPr>
-        <w:t xml:space="preserve">Ошибка первая: оценка на малой тестовой выборке.</w:t>
-      </w:r>
-      <w:r>
-        <w:t xml:space="preserve"> </w:t>
-      </w:r>
-      <w:r>
-        <w:t xml:space="preserve">Разделение по годам (2023–2024</w:t>
-      </w:r>
-      <w:r>
-        <w:t xml:space="preserve"> </w:t>
-      </w:r>
-      <w:r>
-        <w:t xml:space="preserve">обучение, 2025 тест) дало macro-F1 = 0,98 при accuracy 0,977. После всех фильтров</w:t>
-      </w:r>
-      <w:r>
-        <w:t xml:space="preserve"> </w:t>
-      </w:r>
-      <w:r>
-        <w:t xml:space="preserve">тестовая выборка 2025 г. содержала 87 наблюдений. Пятикратная перекрёстная проверка на</w:t>
-      </w:r>
-      <w:r>
-        <w:t xml:space="preserve"> </w:t>
-      </w:r>
-      <w:r>
-        <w:t xml:space="preserve">полном объёме (1647 наблюдений) дала 0,664 ± 0,023. Расхождение — 0,32 по macro-F1.</w:t>
+        <w:t xml:space="preserve">Рисунок 6</w:t>
+      </w:r>
+      <w:r>
+        <w:t xml:space="preserve">) даёт выраженное расхождение кривых: лог-ранговый</w:t>
+      </w:r>
+      <w:r>
+        <w:t xml:space="preserve"> </w:t>
+      </w:r>
+      <w:r>
+        <w:t xml:space="preserve">критерий между группами «АМГ ≤ 0,6» и «АМГ &gt; 2,0» — p = 2,9 × 10⁻⁶⁵.</w:t>
       </w:r>
     </w:p>
     <w:p>
       <w:pPr>
         <w:pStyle w:val="BodyText"/>
       </w:pPr>
+      <w:r>
+        <w:t xml:space="preserve">Регрессия Кокса на предлечебных признаках:</w:t>
+      </w:r>
+    </w:p>
+    <w:tbl>
+      <w:tblPr>
+        <w:tblStyle w:val="Table"/>
+        <w:tblW w:type="auto" w:w="0"/>
+        <w:tblLook w:firstRow="1" w:lastRow="0" w:firstColumn="0" w:lastColumn="0" w:noHBand="0" w:noVBand="0" w:val="0020"/>
+      </w:tblPr>
+      <w:tblGrid>
+        <w:gridCol w:w="1980"/>
+        <w:gridCol w:w="1980"/>
+        <w:gridCol w:w="1980"/>
+        <w:gridCol w:w="1980"/>
+      </w:tblGrid>
+      <w:tr>
+        <w:trPr>
+          <w:tblHeader w:val="on"/>
+        </w:trPr>
+        <w:tc>
+          <w:tcPr/>
+          <w:p>
+            <w:pPr>
+              <w:pStyle w:val="Compact"/>
+            </w:pPr>
+            <w:r>
+              <w:t xml:space="preserve">Признак</w:t>
+            </w:r>
+          </w:p>
+        </w:tc>
+        <w:tc>
+          <w:tcPr/>
+          <w:p>
+            <w:pPr>
+              <w:pStyle w:val="Compact"/>
+            </w:pPr>
+            <w:r>
+              <w:t xml:space="preserve">Отношение рисков</w:t>
+            </w:r>
+          </w:p>
+        </w:tc>
+        <w:tc>
+          <w:tcPr/>
+          <w:p>
+            <w:pPr>
+              <w:pStyle w:val="Compact"/>
+            </w:pPr>
+            <w:r>
+              <w:t xml:space="preserve">95 % ДИ</w:t>
+            </w:r>
+          </w:p>
+        </w:tc>
+        <w:tc>
+          <w:tcPr/>
+          <w:p>
+            <w:pPr>
+              <w:pStyle w:val="Compact"/>
+            </w:pPr>
+            <w:r>
+              <w:t xml:space="preserve">p</w:t>
+            </w:r>
+          </w:p>
+        </w:tc>
+      </w:tr>
+      <w:tr>
+        <w:tc>
+          <w:tcPr/>
+          <w:p>
+            <w:pPr>
+              <w:pStyle w:val="Compact"/>
+            </w:pPr>
+            <w:r>
+              <w:t xml:space="preserve">АМГ</w:t>
+            </w:r>
+          </w:p>
+        </w:tc>
+        <w:tc>
+          <w:tcPr/>
+          <w:p>
+            <w:pPr>
+              <w:pStyle w:val="Compact"/>
+            </w:pPr>
+            <w:r>
+              <w:rPr>
+                <w:b/>
+                <w:bCs/>
+              </w:rPr>
+              <w:t xml:space="preserve">1,066</w:t>
+            </w:r>
+          </w:p>
+        </w:tc>
+        <w:tc>
+          <w:tcPr/>
+          <w:p>
+            <w:pPr>
+              <w:pStyle w:val="Compact"/>
+            </w:pPr>
+            <w:r>
+              <w:t xml:space="preserve">1,041–1,092</w:t>
+            </w:r>
+          </w:p>
+        </w:tc>
+        <w:tc>
+          <w:tcPr/>
+          <w:p>
+            <w:pPr>
+              <w:pStyle w:val="Compact"/>
+            </w:pPr>
+            <w:r>
+              <w:t xml:space="preserve">&lt; 0,001</w:t>
+            </w:r>
+          </w:p>
+        </w:tc>
+      </w:tr>
+      <w:tr>
+        <w:tc>
+          <w:tcPr/>
+          <w:p>
+            <w:pPr>
+              <w:pStyle w:val="Compact"/>
+            </w:pPr>
+            <w:r>
+              <w:t xml:space="preserve">Возраст</w:t>
+            </w:r>
+          </w:p>
+        </w:tc>
+        <w:tc>
+          <w:tcPr/>
+          <w:p>
+            <w:pPr>
+              <w:pStyle w:val="Compact"/>
+            </w:pPr>
+            <w:r>
+              <w:rPr>
+                <w:b/>
+                <w:bCs/>
+              </w:rPr>
+              <w:t xml:space="preserve">0,944</w:t>
+            </w:r>
+          </w:p>
+        </w:tc>
+        <w:tc>
+          <w:tcPr/>
+          <w:p>
+            <w:pPr>
+              <w:pStyle w:val="Compact"/>
+            </w:pPr>
+            <w:r>
+              <w:t xml:space="preserve">0,932–0,957</w:t>
+            </w:r>
+          </w:p>
+        </w:tc>
+        <w:tc>
+          <w:tcPr/>
+          <w:p>
+            <w:pPr>
+              <w:pStyle w:val="Compact"/>
+            </w:pPr>
+            <w:r>
+              <w:t xml:space="preserve">&lt; 0,001</w:t>
+            </w:r>
+          </w:p>
+        </w:tc>
+      </w:tr>
+      <w:tr>
+        <w:tc>
+          <w:tcPr/>
+          <w:p>
+            <w:pPr>
+              <w:pStyle w:val="Compact"/>
+            </w:pPr>
+            <w:r>
+              <w:t xml:space="preserve">ФСГ</w:t>
+            </w:r>
+          </w:p>
+        </w:tc>
+        <w:tc>
+          <w:tcPr/>
+          <w:p>
+            <w:pPr>
+              <w:pStyle w:val="Compact"/>
+            </w:pPr>
+            <w:r>
+              <w:rPr>
+                <w:b/>
+                <w:bCs/>
+              </w:rPr>
+              <w:t xml:space="preserve">0,986</w:t>
+            </w:r>
+          </w:p>
+        </w:tc>
+        <w:tc>
+          <w:tcPr/>
+          <w:p>
+            <w:pPr>
+              <w:pStyle w:val="Compact"/>
+            </w:pPr>
+            <w:r>
+              <w:t xml:space="preserve">0,978–0,993</w:t>
+            </w:r>
+          </w:p>
+        </w:tc>
+        <w:tc>
+          <w:tcPr/>
+          <w:p>
+            <w:pPr>
+              <w:pStyle w:val="Compact"/>
+            </w:pPr>
+            <w:r>
+              <w:t xml:space="preserve">0,0001</w:t>
+            </w:r>
+          </w:p>
+        </w:tc>
+      </w:tr>
+      <w:tr>
+        <w:tc>
+          <w:tcPr/>
+          <w:p>
+            <w:pPr>
+              <w:pStyle w:val="Compact"/>
+            </w:pPr>
+            <w:r>
+              <w:t xml:space="preserve">Длительность бесплодия</w:t>
+            </w:r>
+          </w:p>
+        </w:tc>
+        <w:tc>
+          <w:tcPr/>
+          <w:p>
+            <w:pPr>
+              <w:pStyle w:val="Compact"/>
+            </w:pPr>
+            <w:r>
+              <w:t xml:space="preserve">1,016</w:t>
+            </w:r>
+          </w:p>
+        </w:tc>
+        <w:tc>
+          <w:tcPr/>
+          <w:p>
+            <w:pPr>
+              <w:pStyle w:val="Compact"/>
+            </w:pPr>
+            <w:r>
+              <w:t xml:space="preserve">1,000–1,033</w:t>
+            </w:r>
+          </w:p>
+        </w:tc>
+        <w:tc>
+          <w:tcPr/>
+          <w:p>
+            <w:pPr>
+              <w:pStyle w:val="Compact"/>
+            </w:pPr>
+            <w:r>
+              <w:t xml:space="preserve">0,052</w:t>
+            </w:r>
+          </w:p>
+        </w:tc>
+      </w:tr>
+      <w:tr>
+        <w:tc>
+          <w:tcPr/>
+          <w:p>
+            <w:pPr>
+              <w:pStyle w:val="Compact"/>
+            </w:pPr>
+            <w:r>
+              <w:t xml:space="preserve">Индекс массы тела</w:t>
+            </w:r>
+          </w:p>
+        </w:tc>
+        <w:tc>
+          <w:tcPr/>
+          <w:p>
+            <w:pPr>
+              <w:pStyle w:val="Compact"/>
+            </w:pPr>
+            <w:r>
+              <w:t xml:space="preserve">1,008</w:t>
+            </w:r>
+          </w:p>
+        </w:tc>
+        <w:tc>
+          <w:tcPr/>
+          <w:p>
+            <w:pPr>
+              <w:pStyle w:val="Compact"/>
+            </w:pPr>
+            <w:r>
+              <w:t xml:space="preserve">0,992–1,024</w:t>
+            </w:r>
+          </w:p>
+        </w:tc>
+        <w:tc>
+          <w:tcPr/>
+          <w:p>
+            <w:pPr>
+              <w:pStyle w:val="Compact"/>
+            </w:pPr>
+            <w:r>
+              <w:t xml:space="preserve">0,333</w:t>
+            </w:r>
+          </w:p>
+        </w:tc>
+      </w:tr>
+    </w:tbl>
+    <w:p>
+      <w:pPr>
+        <w:pStyle w:val="BodyText"/>
+      </w:pPr>
+      <w:r>
+        <w:t xml:space="preserve">Индекс конкордации 0,696. Каждая единица АМГ повышает мгновенную вероятность</w:t>
+      </w:r>
+      <w:r>
+        <w:t xml:space="preserve"> </w:t>
+      </w:r>
+      <w:r>
+        <w:t xml:space="preserve">наступления беременности на 6,6 %, каждый год возраста снижает её на 5,6 %. Индекс</w:t>
+      </w:r>
+      <w:r>
+        <w:t xml:space="preserve"> </w:t>
+      </w:r>
+      <w:r>
+        <w:t xml:space="preserve">массы тела значимого независимого вклада не показал.</w:t>
+      </w:r>
+    </w:p>
+    <w:bookmarkEnd w:id="19"/>
+    <w:bookmarkStart w:id="20" w:name="X21b59d920b8490d138dcc79e17dda85ff214733"/>
+    <w:p>
+      <w:pPr>
+        <w:pStyle w:val="Heading3"/>
+      </w:pPr>
+      <w:r>
+        <w:t xml:space="preserve">3.5. Влияние протокола при сопоставимых пациентках</w:t>
+      </w:r>
+    </w:p>
+    <w:p>
+      <w:pPr>
+        <w:pStyle w:val="FirstParagraph"/>
+      </w:pPr>
+      <w:r>
+        <w:t xml:space="preserve">Прямое сравнение двух наиболее частых протоколов даёт разницу</w:t>
+      </w:r>
+      <w:r>
+        <w:t xml:space="preserve"> </w:t>
+      </w:r>
       <w:r>
         <w:rPr>
           <w:b/>
           <w:bCs/>
         </w:rPr>
-        <w:t xml:space="preserve">Ошибка вторая: признак, кодирующий исход.</w:t>
-      </w:r>
-      <w:r>
-        <w:t xml:space="preserve"> </w:t>
-      </w:r>
-      <w:r>
-        <w:t xml:space="preserve">В задаче о проведении пункции признак</w:t>
-      </w:r>
-      <w:r>
-        <w:t xml:space="preserve"> </w:t>
-      </w:r>
-      <w:r>
-        <w:t xml:space="preserve">«категория программы» принимает значения «крио ПЭ», «ТВП», «снято ТВП». Значение</w:t>
-      </w:r>
-      <w:r>
-        <w:t xml:space="preserve"> </w:t>
-      </w:r>
-      <w:r>
-        <w:t xml:space="preserve">«крио ПЭ» само по себе означает, что пункции не было. С этим признаком AUROC составлял</w:t>
-      </w:r>
-      <w:r>
-        <w:t xml:space="preserve"> </w:t>
-      </w:r>
-      <w:r>
-        <w:t xml:space="preserve">0,995.</w:t>
+        <w:t xml:space="preserve">+3,97 ооцита</w:t>
+      </w:r>
+      <w:r>
+        <w:t xml:space="preserve"> </w:t>
+      </w:r>
+      <w:r>
+        <w:t xml:space="preserve">в пользу</w:t>
+      </w:r>
+      <w:r>
+        <w:t xml:space="preserve"> </w:t>
+      </w:r>
+      <w:r>
+        <w:t xml:space="preserve">антагонистического. Однако протокол назначается не случайно, а по состоянию пациентки:</w:t>
+      </w:r>
+      <w:r>
+        <w:t xml:space="preserve"> </w:t>
+      </w:r>
+      <w:r>
+        <w:t xml:space="preserve">это классическое смешение по показанию (confounding by indication).</w:t>
       </w:r>
     </w:p>
     <w:p>
       <w:pPr>
         <w:pStyle w:val="BodyText"/>
       </w:pPr>
+      <w:r>
+        <w:t xml:space="preserve">Сопоставление по склонности (логистическая модель на всех предлечебных признаках,</w:t>
+      </w:r>
+      <w:r>
+        <w:t xml:space="preserve"> </w:t>
+      </w:r>
+      <w:r>
+        <w:t xml:space="preserve">подбор ближайшего соседа с ограничением 0,2 стандартного отклонения) дало 212 пар</w:t>
+      </w:r>
+      <w:r>
+        <w:t xml:space="preserve"> </w:t>
+      </w:r>
+      <w:r>
+        <w:t xml:space="preserve">сопоставимых пациенток. После уравнивания эффект составил</w:t>
+      </w:r>
+      <w:r>
+        <w:t xml:space="preserve"> </w:t>
+      </w:r>
       <w:r>
         <w:rPr>
           <w:b/>
           <w:bCs/>
         </w:rPr>
-        <w:t xml:space="preserve">Ошибка третья: признак, доступный только после исхода.</w:t>
-      </w:r>
-      <w:r>
-        <w:t xml:space="preserve"> </w:t>
-      </w:r>
-      <w:r>
-        <w:t xml:space="preserve">После исключения категории</w:t>
-      </w:r>
-      <w:r>
-        <w:t xml:space="preserve"> </w:t>
-      </w:r>
-      <w:r>
-        <w:t xml:space="preserve">программы AUROC оставался равным 0,987. Источником оказалось качество спермы:</w:t>
-      </w:r>
-      <w:r>
-        <w:t xml:space="preserve"> </w:t>
-      </w:r>
-      <w:r>
-        <w:t xml:space="preserve">спермограмма сдаётся в день пункции, поэтому сам факт её наличия равносилен ответу.</w:t>
-      </w:r>
-      <w:r>
-        <w:t xml:space="preserve"> </w:t>
-      </w:r>
-      <w:r>
-        <w:t xml:space="preserve">Проверка: при любом заполненном значении признака («10 млн», «15 млн» и далее) пункция</w:t>
-      </w:r>
-      <w:r>
-        <w:t xml:space="preserve"> </w:t>
-      </w:r>
-      <w:r>
-        <w:t xml:space="preserve">состоялась в 96–100 % записей; перестановочная важность признака составила 0,368</w:t>
-      </w:r>
-      <w:r>
-        <w:t xml:space="preserve"> </w:t>
-      </w:r>
-      <w:r>
-        <w:t xml:space="preserve">против ~0,000 у всех остальных. После исключения AUROC снизился до</w:t>
-      </w:r>
-      <w:r>
-        <w:t xml:space="preserve"> </w:t>
+        <w:t xml:space="preserve">−0,20 ооцита</w:t>
+      </w:r>
+      <w:r>
+        <w:t xml:space="preserve"> </w:t>
+      </w:r>
+      <w:r>
+        <w:t xml:space="preserve">(p = 0,120), то есть статистически не отличается от нуля (</w:t>
       </w:r>
       <w:r>
         <w:rPr>
           <w:b/>
           <w:bCs/>
         </w:rPr>
-        <w:t xml:space="preserve">0,743</w:t>
-      </w:r>
-      <w:r>
-        <w:t xml:space="preserve"> </w:t>
-      </w:r>
-      <w:r>
-        <w:t xml:space="preserve">—</w:t>
-      </w:r>
-      <w:r>
-        <w:t xml:space="preserve"> </w:t>
-      </w:r>
-      <w:r>
-        <w:t xml:space="preserve">правдоподобного значения.</w:t>
+        <w:t xml:space="preserve">Рисунок 7</w:t>
+      </w:r>
+      <w:r>
+        <w:t xml:space="preserve">).</w:t>
       </w:r>
     </w:p>
     <w:p>
       <w:pPr>
         <w:pStyle w:val="BodyText"/>
       </w:pPr>
+      <w:r>
+        <w:t xml:space="preserve">Смещение, устранённое сопоставлением, составило 4,16 ооцита — более чем в двадцать раз</w:t>
+      </w:r>
+      <w:r>
+        <w:t xml:space="preserve"> </w:t>
+      </w:r>
+      <w:r>
+        <w:t xml:space="preserve">больше остаточного эффекта. Вывод: наблюдаемое различие между протоколами объясняется</w:t>
+      </w:r>
+      <w:r>
+        <w:t xml:space="preserve"> </w:t>
+      </w:r>
+      <w:r>
+        <w:t xml:space="preserve">не самим протоколом, а тем, каким пациенткам он назначается. Это предостережение против</w:t>
+      </w:r>
+      <w:r>
+        <w:t xml:space="preserve"> </w:t>
+      </w:r>
+      <w:r>
+        <w:t xml:space="preserve">интерпретации подобных сравнений как доказательства превосходства протокола.</w:t>
+      </w:r>
+    </w:p>
+    <w:bookmarkEnd w:id="20"/>
+    <w:bookmarkStart w:id="21" w:name="X41efd8f3f96a8038724340db856e0a88d78c097"/>
+    <w:p>
+      <w:pPr>
+        <w:pStyle w:val="Heading3"/>
+      </w:pPr>
+      <w:r>
+        <w:t xml:space="preserve">3.6. Существуют ли фенотипы сверх градаций АМГ</w:t>
+      </w:r>
+    </w:p>
+    <w:p>
+      <w:pPr>
+        <w:pStyle w:val="FirstParagraph"/>
+      </w:pPr>
+      <w:r>
+        <w:t xml:space="preserve">Кластеризация в пространстве всех предлечебных признаков (UMAP с последующим HDBSCAN)</w:t>
+      </w:r>
+      <w:r>
+        <w:t xml:space="preserve"> </w:t>
+      </w:r>
+      <w:r>
+        <w:t xml:space="preserve">выявила девять устойчивых групп и 247 неотнесённых наблюдений (</w:t>
+      </w:r>
       <w:r>
         <w:rPr>
           <w:b/>
           <w:bCs/>
         </w:rPr>
-        <w:t xml:space="preserve">Автоматическое обнаружение.</w:t>
-      </w:r>
-      <w:r>
-        <w:t xml:space="preserve"> </w:t>
-      </w:r>
-      <w:r>
-        <w:t xml:space="preserve">Для систематического поиска подобных признаков</w:t>
-      </w:r>
-      <w:r>
-        <w:t xml:space="preserve"> </w:t>
-      </w:r>
-      <w:r>
-        <w:t xml:space="preserve">применён одномерный скрининг: для каждого признака вычислялась AUROC как единственного</w:t>
-      </w:r>
-      <w:r>
-        <w:t xml:space="preserve"> </w:t>
-      </w:r>
-      <w:r>
-        <w:t xml:space="preserve">предиктора гиперответа. Значение выше 0,85 у одиночного признака расценивалось как</w:t>
-      </w:r>
-      <w:r>
-        <w:t xml:space="preserve"> </w:t>
-      </w:r>
-      <w:r>
-        <w:t xml:space="preserve">признак утечки. Скрининг выявил 13 признаков, все они относятся к эмбриологическим</w:t>
-      </w:r>
-      <w:r>
-        <w:t xml:space="preserve"> </w:t>
-      </w:r>
-      <w:r>
-        <w:t xml:space="preserve">показателям, регистрируемым после пункции: число зрелых ооцитов (AUROC 0,979),</w:t>
-      </w:r>
-      <w:r>
-        <w:t xml:space="preserve"> </w:t>
-      </w:r>
-      <w:r>
-        <w:t xml:space="preserve">дробление (0,962), число полученных ооцитов по отдельным программам (0,943–0,956).</w:t>
-      </w:r>
-      <w:r>
-        <w:t xml:space="preserve"> </w:t>
-      </w:r>
-      <w:r>
-        <w:t xml:space="preserve">Ни один предлечебный признак порога не превысил; наибольшее значение среди них у АМГ —</w:t>
-      </w:r>
-      <w:r>
-        <w:t xml:space="preserve"> </w:t>
-      </w:r>
-      <w:r>
-        <w:t xml:space="preserve">0,823 (</w:t>
+        <w:t xml:space="preserve">Рисунок 10</w:t>
+      </w:r>
+      <w:r>
+        <w:t xml:space="preserve">).</w:t>
+      </w:r>
+      <w:r>
+        <w:t xml:space="preserve"> </w:t>
+      </w:r>
+      <w:r>
+        <w:t xml:space="preserve">Медиана числа полученных ооцитов различается между кластерами от 5 до 13, различие</w:t>
+      </w:r>
+      <w:r>
+        <w:t xml:space="preserve"> </w:t>
+      </w:r>
+      <w:r>
+        <w:t xml:space="preserve">значимо (критерий Краскела — Уоллиса, p = 1,8 × 10⁻²³).</w:t>
+      </w:r>
+    </w:p>
+    <w:p>
+      <w:pPr>
+        <w:pStyle w:val="BodyText"/>
+      </w:pPr>
+      <w:r>
+        <w:t xml:space="preserve">Однако разделение по градациям АМГ даёт существенно более сильное различие того же</w:t>
+      </w:r>
+      <w:r>
+        <w:t xml:space="preserve"> </w:t>
+      </w:r>
+      <w:r>
+        <w:t xml:space="preserve">исхода: p = 1,1 × 10⁻¹⁸¹. Следовательно, обнаруженные кластеры не выделяют клинически</w:t>
+      </w:r>
+      <w:r>
+        <w:t xml:space="preserve"> </w:t>
+      </w:r>
+      <w:r>
+        <w:t xml:space="preserve">значимых фенотипов, не сводимых к овариальному резерву. Результат отрицательный, но</w:t>
+      </w:r>
+      <w:r>
+        <w:t xml:space="preserve"> </w:t>
+      </w:r>
+      <w:r>
+        <w:t xml:space="preserve">информативный: он показывает, что усложнение стратификации на имеющемся наборе</w:t>
+      </w:r>
+      <w:r>
+        <w:t xml:space="preserve"> </w:t>
+      </w:r>
+      <w:r>
+        <w:t xml:space="preserve">признаков не оправдано.</w:t>
+      </w:r>
+    </w:p>
+    <w:bookmarkEnd w:id="21"/>
+    <w:bookmarkStart w:id="22" w:name="объяснение-отдельных-предсказаний"/>
+    <w:p>
+      <w:pPr>
+        <w:pStyle w:val="Heading3"/>
+      </w:pPr>
+      <w:r>
+        <w:t xml:space="preserve">3.7. Объяснение отдельных предсказаний</w:t>
+      </w:r>
+    </w:p>
+    <w:p>
+      <w:pPr>
+        <w:pStyle w:val="FirstParagraph"/>
+      </w:pPr>
+      <w:r>
+        <w:t xml:space="preserve">Разложение прогнозов методом SHAP (значения Шепли) подтверждает согласованность модели</w:t>
+      </w:r>
+      <w:r>
+        <w:t xml:space="preserve"> </w:t>
+      </w:r>
+      <w:r>
+        <w:t xml:space="preserve">с клиническими представлениями (</w:t>
       </w:r>
       <w:r>
         <w:rPr>
           <w:b/>
           <w:bCs/>
         </w:rPr>
-        <w:t xml:space="preserve">Рисунок 4</w:t>
-      </w:r>
-      <w:r>
-        <w:t xml:space="preserve">).</w:t>
-      </w:r>
-    </w:p>
-    <w:bookmarkEnd w:id="19"/>
-    <w:bookmarkStart w:id="20" w:name="Xd1e3f110340d69c25654283c9a2785f103f88b6"/>
+        <w:t xml:space="preserve">Рисунок 8</w:t>
+      </w:r>
+      <w:r>
+        <w:t xml:space="preserve">). Наибольший средний по модулю вклад</w:t>
+      </w:r>
+      <w:r>
+        <w:t xml:space="preserve"> </w:t>
+      </w:r>
+      <w:r>
+        <w:t xml:space="preserve">принадлежит АМГ (0,178), далее следуют возраст пациентки (0,039), ФСГ (0,032), тип</w:t>
+      </w:r>
+      <w:r>
+        <w:t xml:space="preserve"> </w:t>
+      </w:r>
+      <w:r>
+        <w:t xml:space="preserve">финансирования цикла (0,030) и возраст супруга (0,026).</w:t>
+      </w:r>
+    </w:p>
+    <w:p>
+      <w:pPr>
+        <w:pStyle w:val="BodyText"/>
+      </w:pPr>
+      <w:r>
+        <w:t xml:space="preserve">Вклад АМГ превышает следующий по значимости признак более чем в четыре раза, что</w:t>
+      </w:r>
+      <w:r>
+        <w:t xml:space="preserve"> </w:t>
+      </w:r>
+      <w:r>
+        <w:t xml:space="preserve">количественно подтверждает: овариальный резерв остаётся основным предиктором, а</w:t>
+      </w:r>
+      <w:r>
+        <w:t xml:space="preserve"> </w:t>
+      </w:r>
+      <w:r>
+        <w:t xml:space="preserve">остальные признаки выполняют уточняющую роль.</w:t>
+      </w:r>
+    </w:p>
+    <w:bookmarkEnd w:id="22"/>
+    <w:bookmarkStart w:id="23" w:name="калибровка-прогноза"/>
     <w:p>
       <w:pPr>
         <w:pStyle w:val="Heading3"/>
       </w:pPr>
       <w:r>
-        <w:t xml:space="preserve">3.5. Экспертная разметка, собранная с подсказкой</w:t>
+        <w:t xml:space="preserve">3.8. Калибровка прогноза</w:t>
       </w:r>
     </w:p>
     <w:p>
@@ -2235,58 +2743,641 @@
         <w:pStyle w:val="FirstParagraph"/>
       </w:pPr>
       <w:r>
-        <w:t xml:space="preserve">Параллельно с настоящей работой врач-эксперт разметил 3056 циклов, присваивая каждому</w:t>
-      </w:r>
-      <w:r>
-        <w:t xml:space="preserve"> </w:t>
-      </w:r>
-      <w:r>
-        <w:t xml:space="preserve">категорию овариального резерва. Интерфейс разметки показывал категорию, вычисленную по</w:t>
-      </w:r>
-      <w:r>
-        <w:t xml:space="preserve"> </w:t>
-      </w:r>
-      <w:r>
-        <w:t xml:space="preserve">АМГ, которую эксперт мог принять одним нажатием клавиши.</w:t>
-      </w:r>
-    </w:p>
+        <w:t xml:space="preserve">Площадь под ROC-кривой характеризует только упорядочивание наблюдений и ничего не</w:t>
+      </w:r>
+      <w:r>
+        <w:t xml:space="preserve"> </w:t>
+      </w:r>
+      <w:r>
+        <w:t xml:space="preserve">говорит о том, соответствует ли заявленная вероятность фактической частоте. Для</w:t>
+      </w:r>
+      <w:r>
+        <w:t xml:space="preserve"> </w:t>
+      </w:r>
+      <w:r>
+        <w:t xml:space="preserve">клинического применения важно именно последнее: если модель сообщает о риске 30 %,</w:t>
+      </w:r>
+      <w:r>
+        <w:t xml:space="preserve"> </w:t>
+      </w:r>
+      <w:r>
+        <w:t xml:space="preserve">гиперответ должен наблюдаться примерно в 30 % таких случаев.</w:t>
+      </w:r>
+    </w:p>
+    <w:tbl>
+      <w:tblPr>
+        <w:tblStyle w:val="Table"/>
+        <w:tblW w:type="auto" w:w="0"/>
+        <w:tblLook w:firstRow="1" w:lastRow="0" w:firstColumn="0" w:lastColumn="0" w:noHBand="0" w:noVBand="0" w:val="0020"/>
+      </w:tblPr>
+      <w:tblGrid>
+        <w:gridCol w:w="1980"/>
+        <w:gridCol w:w="1980"/>
+        <w:gridCol w:w="1980"/>
+        <w:gridCol w:w="1980"/>
+      </w:tblGrid>
+      <w:tr>
+        <w:trPr>
+          <w:tblHeader w:val="on"/>
+        </w:trPr>
+        <w:tc>
+          <w:tcPr/>
+          <w:p>
+            <w:pPr>
+              <w:pStyle w:val="Compact"/>
+            </w:pPr>
+            <w:r>
+              <w:t xml:space="preserve">Метод</w:t>
+            </w:r>
+          </w:p>
+        </w:tc>
+        <w:tc>
+          <w:tcPr/>
+          <w:p>
+            <w:pPr>
+              <w:pStyle w:val="Compact"/>
+            </w:pPr>
+            <w:r>
+              <w:t xml:space="preserve">Оценка Брайера</w:t>
+            </w:r>
+          </w:p>
+        </w:tc>
+        <w:tc>
+          <w:tcPr/>
+          <w:p>
+            <w:pPr>
+              <w:pStyle w:val="Compact"/>
+            </w:pPr>
+            <w:r>
+              <w:t xml:space="preserve">Ожидаемая ошибка калибровки</w:t>
+            </w:r>
+          </w:p>
+        </w:tc>
+        <w:tc>
+          <w:tcPr/>
+          <w:p>
+            <w:pPr>
+              <w:pStyle w:val="Compact"/>
+            </w:pPr>
+            <w:r>
+              <w:t xml:space="preserve">AUROC</w:t>
+            </w:r>
+          </w:p>
+        </w:tc>
+      </w:tr>
+      <w:tr>
+        <w:tc>
+          <w:tcPr/>
+          <w:p>
+            <w:pPr>
+              <w:pStyle w:val="Compact"/>
+            </w:pPr>
+            <w:r>
+              <w:t xml:space="preserve">Без калибровки</w:t>
+            </w:r>
+          </w:p>
+        </w:tc>
+        <w:tc>
+          <w:tcPr/>
+          <w:p>
+            <w:pPr>
+              <w:pStyle w:val="Compact"/>
+            </w:pPr>
+            <w:r>
+              <w:t xml:space="preserve">0,0963</w:t>
+            </w:r>
+          </w:p>
+        </w:tc>
+        <w:tc>
+          <w:tcPr/>
+          <w:p>
+            <w:pPr>
+              <w:pStyle w:val="Compact"/>
+            </w:pPr>
+            <w:r>
+              <w:t xml:space="preserve">0,0800</w:t>
+            </w:r>
+          </w:p>
+        </w:tc>
+        <w:tc>
+          <w:tcPr/>
+          <w:p>
+            <w:pPr>
+              <w:pStyle w:val="Compact"/>
+            </w:pPr>
+            <w:r>
+              <w:t xml:space="preserve">0,8871</w:t>
+            </w:r>
+          </w:p>
+        </w:tc>
+      </w:tr>
+      <w:tr>
+        <w:tc>
+          <w:tcPr/>
+          <w:p>
+            <w:pPr>
+              <w:pStyle w:val="Compact"/>
+            </w:pPr>
+            <w:r>
+              <w:rPr>
+                <w:b/>
+                <w:bCs/>
+              </w:rPr>
+              <w:t xml:space="preserve">Платт (сигмоида)</w:t>
+            </w:r>
+          </w:p>
+        </w:tc>
+        <w:tc>
+          <w:tcPr/>
+          <w:p>
+            <w:pPr>
+              <w:pStyle w:val="Compact"/>
+            </w:pPr>
+            <w:r>
+              <w:rPr>
+                <w:b/>
+                <w:bCs/>
+              </w:rPr>
+              <w:t xml:space="preserve">0,0899</w:t>
+            </w:r>
+          </w:p>
+        </w:tc>
+        <w:tc>
+          <w:tcPr/>
+          <w:p>
+            <w:pPr>
+              <w:pStyle w:val="Compact"/>
+            </w:pPr>
+            <w:r>
+              <w:t xml:space="preserve">0,0414</w:t>
+            </w:r>
+          </w:p>
+        </w:tc>
+        <w:tc>
+          <w:tcPr/>
+          <w:p>
+            <w:pPr>
+              <w:pStyle w:val="Compact"/>
+            </w:pPr>
+            <w:r>
+              <w:t xml:space="preserve">0,8868</w:t>
+            </w:r>
+          </w:p>
+        </w:tc>
+      </w:tr>
+      <w:tr>
+        <w:tc>
+          <w:tcPr/>
+          <w:p>
+            <w:pPr>
+              <w:pStyle w:val="Compact"/>
+            </w:pPr>
+            <w:r>
+              <w:t xml:space="preserve">Изотоническая</w:t>
+            </w:r>
+          </w:p>
+        </w:tc>
+        <w:tc>
+          <w:tcPr/>
+          <w:p>
+            <w:pPr>
+              <w:pStyle w:val="Compact"/>
+            </w:pPr>
+            <w:r>
+              <w:t xml:space="preserve">0,0903</w:t>
+            </w:r>
+          </w:p>
+        </w:tc>
+        <w:tc>
+          <w:tcPr/>
+          <w:p>
+            <w:pPr>
+              <w:pStyle w:val="Compact"/>
+            </w:pPr>
+            <w:r>
+              <w:rPr>
+                <w:b/>
+                <w:bCs/>
+              </w:rPr>
+              <w:t xml:space="preserve">0,0230</w:t>
+            </w:r>
+          </w:p>
+        </w:tc>
+        <w:tc>
+          <w:tcPr/>
+          <w:p>
+            <w:pPr>
+              <w:pStyle w:val="Compact"/>
+            </w:pPr>
+            <w:r>
+              <w:t xml:space="preserve">0,8820</w:t>
+            </w:r>
+          </w:p>
+        </w:tc>
+      </w:tr>
+    </w:tbl>
     <w:p>
       <w:pPr>
         <w:pStyle w:val="BodyText"/>
       </w:pPr>
       <w:r>
-        <w:t xml:space="preserve">Результат:</w:t>
-      </w:r>
-      <w:r>
-        <w:t xml:space="preserve"> </w:t>
+        <w:t xml:space="preserve">Некалиброванная модель систематически завышает риск: ожидаемая ошибка калибровки</w:t>
+      </w:r>
+      <w:r>
+        <w:t xml:space="preserve"> </w:t>
+      </w:r>
+      <w:r>
+        <w:t xml:space="preserve">составляет 8,0 процентных пункта. Калибровка методом Платта снижает её до 4,1 пункта</w:t>
+      </w:r>
+      <w:r>
+        <w:t xml:space="preserve"> </w:t>
+      </w:r>
+      <w:r>
+        <w:t xml:space="preserve">практически без потери разделяющей способности; изотоническая регрессия даёт</w:t>
+      </w:r>
+      <w:r>
+        <w:t xml:space="preserve"> </w:t>
+      </w:r>
+      <w:r>
+        <w:t xml:space="preserve">наименьшую ошибку (2,3 пункта) ценой небольшого снижения AUROC (</w:t>
       </w:r>
       <w:r>
         <w:rPr>
           <w:b/>
           <w:bCs/>
         </w:rPr>
-        <w:t xml:space="preserve">метка совпала с подсказкой в 3056 случаях из 3056</w:t>
-      </w:r>
-      <w:r>
-        <w:t xml:space="preserve">. Расхождений нет ни</w:t>
-      </w:r>
-      <w:r>
-        <w:t xml:space="preserve"> </w:t>
-      </w:r>
-      <w:r>
-        <w:t xml:space="preserve">одного. Медиана времени принятия решения составила 0,93 с (квартили 0,84–1,16 с);</w:t>
-      </w:r>
-      <w:r>
-        <w:t xml:space="preserve"> </w:t>
-      </w:r>
-      <w:r>
-        <w:t xml:space="preserve">62 % решений приняты быстрее одной секунды (</w:t>
+        <w:t xml:space="preserve">Рисунок 9</w:t>
+      </w:r>
+      <w:r>
+        <w:t xml:space="preserve">).</w:t>
+      </w:r>
+    </w:p>
+    <w:p>
+      <w:pPr>
+        <w:pStyle w:val="BodyText"/>
+      </w:pPr>
+      <w:r>
+        <w:t xml:space="preserve">Для клинического применения рекомендуется калиброванная версия модели: врач принимает</w:t>
+      </w:r>
+      <w:r>
+        <w:t xml:space="preserve"> </w:t>
+      </w:r>
+      <w:r>
+        <w:t xml:space="preserve">решение о дозе, опираясь на численное значение риска, а не на его ранг.</w:t>
+      </w:r>
+    </w:p>
+    <w:bookmarkEnd w:id="23"/>
+    <w:bookmarkStart w:id="24" w:name="ансамблирование"/>
+    <w:p>
+      <w:pPr>
+        <w:pStyle w:val="Heading3"/>
+      </w:pPr>
+      <w:r>
+        <w:t xml:space="preserve">3.9. Ансамблирование</w:t>
+      </w:r>
+    </w:p>
+    <w:p>
+      <w:pPr>
+        <w:pStyle w:val="FirstParagraph"/>
+      </w:pPr>
+      <w:r>
+        <w:t xml:space="preserve">Стекинг трёх разнородных моделей (случайный лес, экстра-деревья, градиентный бустинг)</w:t>
+      </w:r>
+      <w:r>
+        <w:t xml:space="preserve"> </w:t>
+      </w:r>
+      <w:r>
+        <w:t xml:space="preserve">с логистической мета-моделью на внекратных предсказаниях дал AUROC 0,8892 против 0,8876</w:t>
+      </w:r>
+      <w:r>
+        <w:t xml:space="preserve"> </w:t>
+      </w:r>
+      <w:r>
+        <w:t xml:space="preserve">у лучшей одиночной модели — прирост</w:t>
+      </w:r>
+      <w:r>
+        <w:t xml:space="preserve"> </w:t>
       </w:r>
       <w:r>
         <w:rPr>
           <w:b/>
           <w:bCs/>
         </w:rPr>
+        <w:t xml:space="preserve">+0,0016</w:t>
+      </w:r>
+      <w:r>
+        <w:t xml:space="preserve">, то есть в пределах разброса между</w:t>
+      </w:r>
+      <w:r>
+        <w:t xml:space="preserve"> </w:t>
+      </w:r>
+      <w:r>
+        <w:t xml:space="preserve">фолдами. Усложнение архитектуры на данном объёме данных не оправдано.</w:t>
+      </w:r>
+    </w:p>
+    <w:bookmarkEnd w:id="24"/>
+    <w:bookmarkStart w:id="25" w:name="три-источника-завышенных-оценок"/>
+    <w:p>
+      <w:pPr>
+        <w:pStyle w:val="Heading3"/>
+      </w:pPr>
+      <w:r>
+        <w:t xml:space="preserve">3.10. Три источника завышенных оценок</w:t>
+      </w:r>
+    </w:p>
+    <w:p>
+      <w:pPr>
+        <w:pStyle w:val="FirstParagraph"/>
+      </w:pPr>
+      <w:r>
+        <w:t xml:space="preserve">Все три ошибки на этапе получения выглядели как успех модели и были выявлены только</w:t>
+      </w:r>
+      <w:r>
+        <w:t xml:space="preserve"> </w:t>
+      </w:r>
+      <w:r>
+        <w:t xml:space="preserve">целенаправленной проверкой.</w:t>
+      </w:r>
+    </w:p>
+    <w:p>
+      <w:pPr>
+        <w:pStyle w:val="BodyText"/>
+      </w:pPr>
+      <w:r>
+        <w:rPr>
+          <w:b/>
+          <w:bCs/>
+        </w:rPr>
+        <w:t xml:space="preserve">Ошибка первая: оценка на малой тестовой выборке.</w:t>
+      </w:r>
+      <w:r>
+        <w:t xml:space="preserve"> </w:t>
+      </w:r>
+      <w:r>
+        <w:t xml:space="preserve">Разделение по годам (2023–2024</w:t>
+      </w:r>
+      <w:r>
+        <w:t xml:space="preserve"> </w:t>
+      </w:r>
+      <w:r>
+        <w:t xml:space="preserve">обучение, 2025 тест) дало macro-F1 = 0,98 при accuracy 0,977. После всех фильтров</w:t>
+      </w:r>
+      <w:r>
+        <w:t xml:space="preserve"> </w:t>
+      </w:r>
+      <w:r>
+        <w:t xml:space="preserve">тестовая выборка 2025 г. содержала 87 наблюдений. Пятикратная перекрёстная проверка на</w:t>
+      </w:r>
+      <w:r>
+        <w:t xml:space="preserve"> </w:t>
+      </w:r>
+      <w:r>
+        <w:t xml:space="preserve">полном объёме (1647 наблюдений) дала 0,664 ± 0,023. Расхождение — 0,32 по macro-F1.</w:t>
+      </w:r>
+    </w:p>
+    <w:p>
+      <w:pPr>
+        <w:pStyle w:val="BodyText"/>
+      </w:pPr>
+      <w:r>
+        <w:rPr>
+          <w:b/>
+          <w:bCs/>
+        </w:rPr>
+        <w:t xml:space="preserve">Ошибка вторая: признак, кодирующий исход.</w:t>
+      </w:r>
+      <w:r>
+        <w:t xml:space="preserve"> </w:t>
+      </w:r>
+      <w:r>
+        <w:t xml:space="preserve">В задаче о проведении пункции признак</w:t>
+      </w:r>
+      <w:r>
+        <w:t xml:space="preserve"> </w:t>
+      </w:r>
+      <w:r>
+        <w:t xml:space="preserve">«категория программы» принимает значения «крио ПЭ», «ТВП», «снято ТВП». Значение</w:t>
+      </w:r>
+      <w:r>
+        <w:t xml:space="preserve"> </w:t>
+      </w:r>
+      <w:r>
+        <w:t xml:space="preserve">«крио ПЭ» само по себе означает, что пункции не было. С этим признаком AUROC составлял</w:t>
+      </w:r>
+      <w:r>
+        <w:t xml:space="preserve"> </w:t>
+      </w:r>
+      <w:r>
+        <w:t xml:space="preserve">0,995.</w:t>
+      </w:r>
+    </w:p>
+    <w:p>
+      <w:pPr>
+        <w:pStyle w:val="BodyText"/>
+      </w:pPr>
+      <w:r>
+        <w:rPr>
+          <w:b/>
+          <w:bCs/>
+        </w:rPr>
+        <w:t xml:space="preserve">Ошибка третья: признак, доступный только после исхода.</w:t>
+      </w:r>
+      <w:r>
+        <w:t xml:space="preserve"> </w:t>
+      </w:r>
+      <w:r>
+        <w:t xml:space="preserve">После исключения категории</w:t>
+      </w:r>
+      <w:r>
+        <w:t xml:space="preserve"> </w:t>
+      </w:r>
+      <w:r>
+        <w:t xml:space="preserve">программы AUROC оставался равным 0,987. Источником оказалось качество спермы:</w:t>
+      </w:r>
+      <w:r>
+        <w:t xml:space="preserve"> </w:t>
+      </w:r>
+      <w:r>
+        <w:t xml:space="preserve">спермограмма сдаётся в день пункции, поэтому сам факт её наличия равносилен ответу.</w:t>
+      </w:r>
+      <w:r>
+        <w:t xml:space="preserve"> </w:t>
+      </w:r>
+      <w:r>
+        <w:t xml:space="preserve">Проверка: при любом заполненном значении признака («10 млн», «15 млн» и далее) пункция</w:t>
+      </w:r>
+      <w:r>
+        <w:t xml:space="preserve"> </w:t>
+      </w:r>
+      <w:r>
+        <w:t xml:space="preserve">состоялась в 96–100 % записей; перестановочная важность признака составила 0,368</w:t>
+      </w:r>
+      <w:r>
+        <w:t xml:space="preserve"> </w:t>
+      </w:r>
+      <w:r>
+        <w:t xml:space="preserve">против ~0,000 у всех остальных. После исключения AUROC снизился до</w:t>
+      </w:r>
+      <w:r>
+        <w:t xml:space="preserve"> </w:t>
+      </w:r>
+      <w:r>
+        <w:rPr>
+          <w:b/>
+          <w:bCs/>
+        </w:rPr>
+        <w:t xml:space="preserve">0,743</w:t>
+      </w:r>
+      <w:r>
+        <w:t xml:space="preserve"> </w:t>
+      </w:r>
+      <w:r>
+        <w:t xml:space="preserve">—</w:t>
+      </w:r>
+      <w:r>
+        <w:t xml:space="preserve"> </w:t>
+      </w:r>
+      <w:r>
+        <w:t xml:space="preserve">правдоподобного значения.</w:t>
+      </w:r>
+    </w:p>
+    <w:p>
+      <w:pPr>
+        <w:pStyle w:val="BodyText"/>
+      </w:pPr>
+      <w:r>
+        <w:rPr>
+          <w:b/>
+          <w:bCs/>
+        </w:rPr>
+        <w:t xml:space="preserve">Автоматическое обнаружение.</w:t>
+      </w:r>
+      <w:r>
+        <w:t xml:space="preserve"> </w:t>
+      </w:r>
+      <w:r>
+        <w:t xml:space="preserve">Для систематического поиска подобных признаков</w:t>
+      </w:r>
+      <w:r>
+        <w:t xml:space="preserve"> </w:t>
+      </w:r>
+      <w:r>
+        <w:t xml:space="preserve">применён одномерный скрининг: для каждого признака вычислялась AUROC как единственного</w:t>
+      </w:r>
+      <w:r>
+        <w:t xml:space="preserve"> </w:t>
+      </w:r>
+      <w:r>
+        <w:t xml:space="preserve">предиктора гиперответа. Значение выше 0,85 у одиночного признака расценивалось как</w:t>
+      </w:r>
+      <w:r>
+        <w:t xml:space="preserve"> </w:t>
+      </w:r>
+      <w:r>
+        <w:t xml:space="preserve">признак утечки. Скрининг выявил 13 признаков, все они относятся к эмбриологическим</w:t>
+      </w:r>
+      <w:r>
+        <w:t xml:space="preserve"> </w:t>
+      </w:r>
+      <w:r>
+        <w:t xml:space="preserve">показателям, регистрируемым после пункции: число зрелых ооцитов (AUROC 0,979),</w:t>
+      </w:r>
+      <w:r>
+        <w:t xml:space="preserve"> </w:t>
+      </w:r>
+      <w:r>
+        <w:t xml:space="preserve">дробление (0,962), число полученных ооцитов по отдельным программам (0,943–0,956).</w:t>
+      </w:r>
+      <w:r>
+        <w:t xml:space="preserve"> </w:t>
+      </w:r>
+      <w:r>
+        <w:t xml:space="preserve">Ни один предлечебный признак порога не превысил; наибольшее значение среди них у АМГ —</w:t>
+      </w:r>
+      <w:r>
+        <w:t xml:space="preserve"> </w:t>
+      </w:r>
+      <w:r>
+        <w:t xml:space="preserve">0,823 (</w:t>
+      </w:r>
+      <w:r>
+        <w:rPr>
+          <w:b/>
+          <w:bCs/>
+        </w:rPr>
+        <w:t xml:space="preserve">Рисунок 4</w:t>
+      </w:r>
+      <w:r>
+        <w:t xml:space="preserve">).</w:t>
+      </w:r>
+    </w:p>
+    <w:bookmarkEnd w:id="25"/>
+    <w:bookmarkStart w:id="26" w:name="Xd1e3f110340d69c25654283c9a2785f103f88b6"/>
+    <w:p>
+      <w:pPr>
+        <w:pStyle w:val="Heading3"/>
+      </w:pPr>
+      <w:r>
+        <w:t xml:space="preserve">3.5. Экспертная разметка, собранная с подсказкой</w:t>
+      </w:r>
+    </w:p>
+    <w:p>
+      <w:pPr>
+        <w:pStyle w:val="FirstParagraph"/>
+      </w:pPr>
+      <w:r>
+        <w:t xml:space="preserve">Параллельно с настоящей работой врач-эксперт разметил 3056 циклов, присваивая каждому</w:t>
+      </w:r>
+      <w:r>
+        <w:t xml:space="preserve"> </w:t>
+      </w:r>
+      <w:r>
+        <w:t xml:space="preserve">категорию овариального резерва. Интерфейс разметки показывал категорию, вычисленную по</w:t>
+      </w:r>
+      <w:r>
+        <w:t xml:space="preserve"> </w:t>
+      </w:r>
+      <w:r>
+        <w:t xml:space="preserve">АМГ, которую эксперт мог принять одним нажатием клавиши.</w:t>
+      </w:r>
+    </w:p>
+    <w:p>
+      <w:pPr>
+        <w:pStyle w:val="BodyText"/>
+      </w:pPr>
+      <w:r>
+        <w:t xml:space="preserve">Результат:</w:t>
+      </w:r>
+      <w:r>
+        <w:t xml:space="preserve"> </w:t>
+      </w:r>
+      <w:r>
+        <w:rPr>
+          <w:b/>
+          <w:bCs/>
+        </w:rPr>
+        <w:t xml:space="preserve">метка совпала с подсказкой в 3056 случаях из 3056</w:t>
+      </w:r>
+      <w:r>
+        <w:t xml:space="preserve">. Расхождений нет ни</w:t>
+      </w:r>
+      <w:r>
+        <w:t xml:space="preserve"> </w:t>
+      </w:r>
+      <w:r>
+        <w:t xml:space="preserve">одного. Медиана времени принятия решения составила 0,93 с (квартили 0,84–1,16 с);</w:t>
+      </w:r>
+      <w:r>
+        <w:t xml:space="preserve"> </w:t>
+      </w:r>
+      <w:r>
+        <w:t xml:space="preserve">62 % решений приняты быстрее одной секунды (</w:t>
+      </w:r>
+      <w:r>
+        <w:rPr>
+          <w:b/>
+          <w:bCs/>
+        </w:rPr>
         <w:t xml:space="preserve">Рисунок 5</w:t>
       </w:r>
       <w:r>
@@ -2357,9 +3448,9 @@
         <w:t xml:space="preserve">квалифицирован, журнал действий ведётся.</w:t>
       </w:r>
     </w:p>
-    <w:bookmarkEnd w:id="20"/>
-    <w:bookmarkEnd w:id="21"/>
-    <w:bookmarkStart w:id="25" w:name="обсуждение"/>
+    <w:bookmarkEnd w:id="26"/>
+    <w:bookmarkEnd w:id="27"/>
+    <w:bookmarkStart w:id="31" w:name="обсуждение"/>
     <w:p>
       <w:pPr>
         <w:pStyle w:val="Heading2"/>
@@ -2368,7 +3459,7 @@
         <w:t xml:space="preserve">4. Обсуждение</w:t>
       </w:r>
     </w:p>
-    <w:bookmarkStart w:id="22" w:name="что-показывает-исследование"/>
+    <w:bookmarkStart w:id="28" w:name="что-показывает-исследование"/>
     <w:p>
       <w:pPr>
         <w:pStyle w:val="Heading3"/>
@@ -2429,8 +3520,8 @@
         <w:t xml:space="preserve">рецептивности эндометрия, случайных событий имплантации.</w:t>
       </w:r>
     </w:p>
-    <w:bookmarkEnd w:id="22"/>
-    <w:bookmarkStart w:id="23" w:name="ограничения"/>
+    <w:bookmarkEnd w:id="28"/>
+    <w:bookmarkStart w:id="29" w:name="ограничения"/>
     <w:p>
       <w:pPr>
         <w:pStyle w:val="Heading3"/>
@@ -2585,8 +3676,8 @@
         <w:t xml:space="preserve">Проспективная проверка не проводилась.</w:t>
       </w:r>
     </w:p>
-    <w:bookmarkEnd w:id="23"/>
-    <w:bookmarkStart w:id="24" w:name="практические-следствия"/>
+    <w:bookmarkEnd w:id="29"/>
+    <w:bookmarkStart w:id="30" w:name="практические-следствия"/>
     <w:p>
       <w:pPr>
         <w:pStyle w:val="Heading3"/>
@@ -2681,9 +3772,9 @@
         <w:t xml:space="preserve">подсказки, иначе измеряется согласие с алгоритмом, а не экспертное суждение.</w:t>
       </w:r>
     </w:p>
-    <w:bookmarkEnd w:id="24"/>
-    <w:bookmarkEnd w:id="25"/>
-    <w:bookmarkStart w:id="26" w:name="заключение"/>
+    <w:bookmarkEnd w:id="30"/>
+    <w:bookmarkEnd w:id="31"/>
+    <w:bookmarkStart w:id="32" w:name="заключение"/>
     <w:p>
       <w:pPr>
         <w:pStyle w:val="Heading2"/>
@@ -2734,6 +3825,104 @@
       </w:r>
       <w:r>
         <w:t xml:space="preserve">признаков.</w:t>
+      </w:r>
+    </w:p>
+    <w:p>
+      <w:pPr>
+        <w:pStyle w:val="BodyText"/>
+      </w:pPr>
+      <w:r>
+        <w:t xml:space="preserve">Анализ выживаемости показал, что кумулятивная вероятность беременности достигает 0,289</w:t>
+      </w:r>
+      <w:r>
+        <w:t xml:space="preserve"> </w:t>
+      </w:r>
+      <w:r>
+        <w:t xml:space="preserve">к третьей попытке и существенно зависит от овариального резерва (p = 2,9 × 10⁻⁶⁵);</w:t>
+      </w:r>
+      <w:r>
+        <w:t xml:space="preserve"> </w:t>
+      </w:r>
+      <w:r>
+        <w:t xml:space="preserve">независимый вклад в неё вносят АМГ, возраст пациентки и уровень ФСГ.</w:t>
+      </w:r>
+    </w:p>
+    <w:p>
+      <w:pPr>
+        <w:pStyle w:val="BodyText"/>
+      </w:pPr>
+      <w:r>
+        <w:t xml:space="preserve">Причинный анализ методом сопоставления по склонности показал, что видимое преимущество</w:t>
+      </w:r>
+      <w:r>
+        <w:t xml:space="preserve"> </w:t>
+      </w:r>
+      <w:r>
+        <w:t xml:space="preserve">одного протокола стимуляции над другим (+3,97 ооцита) целиком объясняется различием</w:t>
+      </w:r>
+      <w:r>
+        <w:t xml:space="preserve"> </w:t>
+      </w:r>
+      <w:r>
+        <w:t xml:space="preserve">между пациентками, которым эти протоколы назначаются: после уравнивания групп эффект</w:t>
+      </w:r>
+      <w:r>
+        <w:t xml:space="preserve"> </w:t>
+      </w:r>
+      <w:r>
+        <w:t xml:space="preserve">составляет −0,20 ооцита и статистически незначим. Это предостерегает от интерпретации</w:t>
+      </w:r>
+      <w:r>
+        <w:t xml:space="preserve"> </w:t>
+      </w:r>
+      <w:r>
+        <w:t xml:space="preserve">подобных сравнений как доказательства превосходства протокола.</w:t>
+      </w:r>
+    </w:p>
+    <w:p>
+      <w:pPr>
+        <w:pStyle w:val="BodyText"/>
+      </w:pPr>
+      <w:r>
+        <w:t xml:space="preserve">Кластеризация не выявила фенотипов, не сводимых к градациям овариального резерва:</w:t>
+      </w:r>
+      <w:r>
+        <w:t xml:space="preserve"> </w:t>
+      </w:r>
+      <w:r>
+        <w:t xml:space="preserve">разделение по кластерам оказалось слабее разделения по АМГ на 158 порядков величины</w:t>
+      </w:r>
+      <w:r>
+        <w:t xml:space="preserve"> </w:t>
+      </w:r>
+      <w:r>
+        <w:t xml:space="preserve">p-значения. Разложение SHAP количественно подтвердило доминирование АМГ над остальными</w:t>
+      </w:r>
+      <w:r>
+        <w:t xml:space="preserve"> </w:t>
+      </w:r>
+      <w:r>
+        <w:t xml:space="preserve">признаками более чем в четыре раза.</w:t>
+      </w:r>
+    </w:p>
+    <w:p>
+      <w:pPr>
+        <w:pStyle w:val="BodyText"/>
+      </w:pPr>
+      <w:r>
+        <w:t xml:space="preserve">Для клинического применения модель требует калибровки: некалиброванная версия завышает</w:t>
+      </w:r>
+      <w:r>
+        <w:t xml:space="preserve"> </w:t>
+      </w:r>
+      <w:r>
+        <w:t xml:space="preserve">риск на 8,0 процентных пункта, калибровка методом Платта снижает ошибку вдвое без</w:t>
+      </w:r>
+      <w:r>
+        <w:t xml:space="preserve"> </w:t>
+      </w:r>
+      <w:r>
+        <w:t xml:space="preserve">потери разделяющей способности. Ансамблирование прироста не дало.</w:t>
       </w:r>
     </w:p>
     <w:p>
@@ -2763,8 +3952,8 @@
         </w:pict>
       </w:r>
     </w:p>
-    <w:bookmarkEnd w:id="26"/>
-    <w:bookmarkStart w:id="42" w:name="рисунки"/>
+    <w:bookmarkEnd w:id="32"/>
+    <w:bookmarkStart w:id="63" w:name="рисунки"/>
     <w:p>
       <w:pPr>
         <w:pStyle w:val="Heading2"/>
@@ -2782,18 +3971,18 @@
           <wp:inline>
             <wp:extent cx="5266577" cy="2207382"/>
             <wp:effectExtent b="0" l="0" r="0" t="0"/>
-            <wp:docPr descr="" title="" id="28" name="Picture"/>
+            <wp:docPr descr="" title="" id="34" name="Picture"/>
             <a:graphic>
               <a:graphicData uri="http://schemas.openxmlformats.org/drawingml/2006/picture">
                 <pic:pic>
                   <pic:nvPicPr>
-                    <pic:cNvPr descr="figs_docx/fig1_task_performance.png" id="29" name="Picture"/>
+                    <pic:cNvPr descr="figs_docx/fig1_task_performance.png" id="35" name="Picture"/>
                     <pic:cNvPicPr>
                       <a:picLocks noChangeArrowheads="1" noChangeAspect="1"/>
                     </pic:cNvPicPr>
                   </pic:nvPicPr>
                   <pic:blipFill>
-                    <a:blip r:embed="rId27"/>
+                    <a:blip r:embed="rId33"/>
                     <a:stretch>
                       <a:fillRect/>
                     </a:stretch>
@@ -2847,18 +4036,18 @@
           <wp:inline>
             <wp:extent cx="5334000" cy="3228581"/>
             <wp:effectExtent b="0" l="0" r="0" t="0"/>
-            <wp:docPr descr="" title="" id="31" name="Picture"/>
+            <wp:docPr descr="" title="" id="37" name="Picture"/>
             <a:graphic>
               <a:graphicData uri="http://schemas.openxmlformats.org/drawingml/2006/picture">
                 <pic:pic>
                   <pic:nvPicPr>
-                    <pic:cNvPr descr="figs_docx/fig2_amh_deciles.png" id="32" name="Picture"/>
+                    <pic:cNvPr descr="figs_docx/fig2_amh_deciles.png" id="38" name="Picture"/>
                     <pic:cNvPicPr>
                       <a:picLocks noChangeArrowheads="1" noChangeAspect="1"/>
                     </pic:cNvPicPr>
                   </pic:nvPicPr>
                   <pic:blipFill>
-                    <a:blip r:embed="rId30"/>
+                    <a:blip r:embed="rId36"/>
                     <a:stretch>
                       <a:fillRect/>
                     </a:stretch>
@@ -2912,18 +4101,18 @@
           <wp:inline>
             <wp:extent cx="5334000" cy="2549078"/>
             <wp:effectExtent b="0" l="0" r="0" t="0"/>
-            <wp:docPr descr="" title="" id="34" name="Picture"/>
+            <wp:docPr descr="" title="" id="40" name="Picture"/>
             <a:graphic>
               <a:graphicData uri="http://schemas.openxmlformats.org/drawingml/2006/picture">
                 <pic:pic>
                   <pic:nvPicPr>
-                    <pic:cNvPr descr="figs_docx/fig3_model_vs_rule.png" id="35" name="Picture"/>
+                    <pic:cNvPr descr="figs_docx/fig3_model_vs_rule.png" id="41" name="Picture"/>
                     <pic:cNvPicPr>
                       <a:picLocks noChangeArrowheads="1" noChangeAspect="1"/>
                     </pic:cNvPicPr>
                   </pic:nvPicPr>
                   <pic:blipFill>
-                    <a:blip r:embed="rId33"/>
+                    <a:blip r:embed="rId39"/>
                     <a:stretch>
                       <a:fillRect/>
                     </a:stretch>
@@ -2977,18 +4166,18 @@
           <wp:inline>
             <wp:extent cx="5334000" cy="2137249"/>
             <wp:effectExtent b="0" l="0" r="0" t="0"/>
-            <wp:docPr descr="" title="" id="37" name="Picture"/>
+            <wp:docPr descr="" title="" id="43" name="Picture"/>
             <a:graphic>
               <a:graphicData uri="http://schemas.openxmlformats.org/drawingml/2006/picture">
                 <pic:pic>
                   <pic:nvPicPr>
-                    <pic:cNvPr descr="figs_docx/fig4_leakage_screening.png" id="38" name="Picture"/>
+                    <pic:cNvPr descr="figs_docx/fig4_leakage_screening.png" id="44" name="Picture"/>
                     <pic:cNvPicPr>
                       <a:picLocks noChangeArrowheads="1" noChangeAspect="1"/>
                     </pic:cNvPicPr>
                   </pic:nvPicPr>
                   <pic:blipFill>
-                    <a:blip r:embed="rId36"/>
+                    <a:blip r:embed="rId42"/>
                     <a:stretch>
                       <a:fillRect/>
                     </a:stretch>
@@ -3030,7 +4219,7 @@
         <w:t xml:space="preserve"> </w:t>
       </w:r>
       <w:r>
-        <w:t xml:space="preserve">Автоматический скрининг утечек: AUROC одиночного признака для гиперответа. Признаки, регистрируемые на пункции и позднее, предсказывают исход почти безошибочно.</w:t>
+        <w:t xml:space="preserve">Автоматический скрининг утечек: AUROC одиночного признака для гиперответа.</w:t>
       </w:r>
     </w:p>
     <w:p>
@@ -3042,18 +4231,18 @@
           <wp:inline>
             <wp:extent cx="5334000" cy="1982294"/>
             <wp:effectExtent b="0" l="0" r="0" t="0"/>
-            <wp:docPr descr="" title="" id="40" name="Picture"/>
+            <wp:docPr descr="" title="" id="46" name="Picture"/>
             <a:graphic>
               <a:graphicData uri="http://schemas.openxmlformats.org/drawingml/2006/picture">
                 <pic:pic>
                   <pic:nvPicPr>
-                    <pic:cNvPr descr="figs_docx/fig5_annotation_collapse.png" id="41" name="Picture"/>
+                    <pic:cNvPr descr="figs_docx/fig5_annotation_collapse.png" id="47" name="Picture"/>
                     <pic:cNvPicPr>
                       <a:picLocks noChangeArrowheads="1" noChangeAspect="1"/>
                     </pic:cNvPicPr>
                   </pic:nvPicPr>
                   <pic:blipFill>
-                    <a:blip r:embed="rId39"/>
+                    <a:blip r:embed="rId45"/>
                     <a:stretch>
                       <a:fillRect/>
                     </a:stretch>
@@ -3095,7 +4284,332 @@
         <w:t xml:space="preserve"> </w:t>
       </w:r>
       <w:r>
-        <w:t xml:space="preserve">Экспертная разметка, собранная с алгоритмической подсказкой. Панель A — доля совпадений с подсказкой. Панель B — распределение времени принятия решения.</w:t>
+        <w:t xml:space="preserve">Экспертная разметка с алгоритмической подсказкой. Панель A — доля совпадений. Панель B — время принятия решения.</w:t>
+      </w:r>
+    </w:p>
+    <w:p>
+      <w:pPr>
+        <w:pStyle w:val="BodyText"/>
+      </w:pPr>
+      <w:r>
+        <w:drawing>
+          <wp:inline>
+            <wp:extent cx="5207042" cy="2639394"/>
+            <wp:effectExtent b="0" l="0" r="0" t="0"/>
+            <wp:docPr descr="" title="" id="49" name="Picture"/>
+            <a:graphic>
+              <a:graphicData uri="http://schemas.openxmlformats.org/drawingml/2006/picture">
+                <pic:pic>
+                  <pic:nvPicPr>
+                    <pic:cNvPr descr="figs_docx/fig6_survival_km.png" id="50" name="Picture"/>
+                    <pic:cNvPicPr>
+                      <a:picLocks noChangeArrowheads="1" noChangeAspect="1"/>
+                    </pic:cNvPicPr>
+                  </pic:nvPicPr>
+                  <pic:blipFill>
+                    <a:blip r:embed="rId48"/>
+                    <a:stretch>
+                      <a:fillRect/>
+                    </a:stretch>
+                  </pic:blipFill>
+                  <pic:spPr bwMode="auto">
+                    <a:xfrm>
+                      <a:off x="0" y="0"/>
+                      <a:ext cx="5207042" cy="2639394"/>
+                    </a:xfrm>
+                    <a:prstGeom prst="rect">
+                      <a:avLst/>
+                    </a:prstGeom>
+                    <a:noFill/>
+                    <a:ln w="9525">
+                      <a:noFill/>
+                      <a:headEnd/>
+                      <a:tailEnd/>
+                    </a:ln>
+                  </pic:spPr>
+                </pic:pic>
+              </a:graphicData>
+            </a:graphic>
+          </wp:inline>
+        </w:drawing>
+      </w:r>
+    </w:p>
+    <w:p>
+      <w:pPr>
+        <w:pStyle w:val="BodyText"/>
+      </w:pPr>
+      <w:r>
+        <w:rPr>
+          <w:b/>
+          <w:bCs/>
+        </w:rPr>
+        <w:t xml:space="preserve">Рисунок 6.</w:t>
+      </w:r>
+      <w:r>
+        <w:t xml:space="preserve"> </w:t>
+      </w:r>
+      <w:r>
+        <w:t xml:space="preserve">Кумулятивная вероятность наступления беременности по числу попыток, стратифицированная по овариальному резерву (Каплан — Мейер).</w:t>
+      </w:r>
+    </w:p>
+    <w:p>
+      <w:pPr>
+        <w:pStyle w:val="BodyText"/>
+      </w:pPr>
+      <w:r>
+        <w:drawing>
+          <wp:inline>
+            <wp:extent cx="5334000" cy="2180660"/>
+            <wp:effectExtent b="0" l="0" r="0" t="0"/>
+            <wp:docPr descr="" title="" id="52" name="Picture"/>
+            <a:graphic>
+              <a:graphicData uri="http://schemas.openxmlformats.org/drawingml/2006/picture">
+                <pic:pic>
+                  <pic:nvPicPr>
+                    <pic:cNvPr descr="figs_docx/fig7_causal_matching.png" id="53" name="Picture"/>
+                    <pic:cNvPicPr>
+                      <a:picLocks noChangeArrowheads="1" noChangeAspect="1"/>
+                    </pic:cNvPicPr>
+                  </pic:nvPicPr>
+                  <pic:blipFill>
+                    <a:blip r:embed="rId51"/>
+                    <a:stretch>
+                      <a:fillRect/>
+                    </a:stretch>
+                  </pic:blipFill>
+                  <pic:spPr bwMode="auto">
+                    <a:xfrm>
+                      <a:off x="0" y="0"/>
+                      <a:ext cx="5334000" cy="2180660"/>
+                    </a:xfrm>
+                    <a:prstGeom prst="rect">
+                      <a:avLst/>
+                    </a:prstGeom>
+                    <a:noFill/>
+                    <a:ln w="9525">
+                      <a:noFill/>
+                      <a:headEnd/>
+                      <a:tailEnd/>
+                    </a:ln>
+                  </pic:spPr>
+                </pic:pic>
+              </a:graphicData>
+            </a:graphic>
+          </wp:inline>
+        </w:drawing>
+      </w:r>
+    </w:p>
+    <w:p>
+      <w:pPr>
+        <w:pStyle w:val="BodyText"/>
+      </w:pPr>
+      <w:r>
+        <w:rPr>
+          <w:b/>
+          <w:bCs/>
+        </w:rPr>
+        <w:t xml:space="preserve">Рисунок 7.</w:t>
+      </w:r>
+      <w:r>
+        <w:t xml:space="preserve"> </w:t>
+      </w:r>
+      <w:r>
+        <w:t xml:space="preserve">Смешение по показанию: эффект протокола до и после сопоставления по склонности.</w:t>
+      </w:r>
+    </w:p>
+    <w:p>
+      <w:pPr>
+        <w:pStyle w:val="BodyText"/>
+      </w:pPr>
+      <w:r>
+        <w:drawing>
+          <wp:inline>
+            <wp:extent cx="5334000" cy="2474712"/>
+            <wp:effectExtent b="0" l="0" r="0" t="0"/>
+            <wp:docPr descr="" title="" id="55" name="Picture"/>
+            <a:graphic>
+              <a:graphicData uri="http://schemas.openxmlformats.org/drawingml/2006/picture">
+                <pic:pic>
+                  <pic:nvPicPr>
+                    <pic:cNvPr descr="figs_docx/fig8_shap_importance.png" id="56" name="Picture"/>
+                    <pic:cNvPicPr>
+                      <a:picLocks noChangeArrowheads="1" noChangeAspect="1"/>
+                    </pic:cNvPicPr>
+                  </pic:nvPicPr>
+                  <pic:blipFill>
+                    <a:blip r:embed="rId54"/>
+                    <a:stretch>
+                      <a:fillRect/>
+                    </a:stretch>
+                  </pic:blipFill>
+                  <pic:spPr bwMode="auto">
+                    <a:xfrm>
+                      <a:off x="0" y="0"/>
+                      <a:ext cx="5334000" cy="2474712"/>
+                    </a:xfrm>
+                    <a:prstGeom prst="rect">
+                      <a:avLst/>
+                    </a:prstGeom>
+                    <a:noFill/>
+                    <a:ln w="9525">
+                      <a:noFill/>
+                      <a:headEnd/>
+                      <a:tailEnd/>
+                    </a:ln>
+                  </pic:spPr>
+                </pic:pic>
+              </a:graphicData>
+            </a:graphic>
+          </wp:inline>
+        </w:drawing>
+      </w:r>
+    </w:p>
+    <w:p>
+      <w:pPr>
+        <w:pStyle w:val="BodyText"/>
+      </w:pPr>
+      <w:r>
+        <w:rPr>
+          <w:b/>
+          <w:bCs/>
+        </w:rPr>
+        <w:t xml:space="preserve">Рисунок 8.</w:t>
+      </w:r>
+      <w:r>
+        <w:t xml:space="preserve"> </w:t>
+      </w:r>
+      <w:r>
+        <w:t xml:space="preserve">Вклад признаков в отдельные предсказания риска гиперответа (SHAP).</w:t>
+      </w:r>
+    </w:p>
+    <w:p>
+      <w:pPr>
+        <w:pStyle w:val="BodyText"/>
+      </w:pPr>
+      <w:r>
+        <w:drawing>
+          <wp:inline>
+            <wp:extent cx="5334000" cy="2311992"/>
+            <wp:effectExtent b="0" l="0" r="0" t="0"/>
+            <wp:docPr descr="" title="" id="58" name="Picture"/>
+            <a:graphic>
+              <a:graphicData uri="http://schemas.openxmlformats.org/drawingml/2006/picture">
+                <pic:pic>
+                  <pic:nvPicPr>
+                    <pic:cNvPr descr="figs_docx/fig9_calibration.png" id="59" name="Picture"/>
+                    <pic:cNvPicPr>
+                      <a:picLocks noChangeArrowheads="1" noChangeAspect="1"/>
+                    </pic:cNvPicPr>
+                  </pic:nvPicPr>
+                  <pic:blipFill>
+                    <a:blip r:embed="rId57"/>
+                    <a:stretch>
+                      <a:fillRect/>
+                    </a:stretch>
+                  </pic:blipFill>
+                  <pic:spPr bwMode="auto">
+                    <a:xfrm>
+                      <a:off x="0" y="0"/>
+                      <a:ext cx="5334000" cy="2311992"/>
+                    </a:xfrm>
+                    <a:prstGeom prst="rect">
+                      <a:avLst/>
+                    </a:prstGeom>
+                    <a:noFill/>
+                    <a:ln w="9525">
+                      <a:noFill/>
+                      <a:headEnd/>
+                      <a:tailEnd/>
+                    </a:ln>
+                  </pic:spPr>
+                </pic:pic>
+              </a:graphicData>
+            </a:graphic>
+          </wp:inline>
+        </w:drawing>
+      </w:r>
+    </w:p>
+    <w:p>
+      <w:pPr>
+        <w:pStyle w:val="BodyText"/>
+      </w:pPr>
+      <w:r>
+        <w:rPr>
+          <w:b/>
+          <w:bCs/>
+        </w:rPr>
+        <w:t xml:space="preserve">Рисунок 9.</w:t>
+      </w:r>
+      <w:r>
+        <w:t xml:space="preserve"> </w:t>
+      </w:r>
+      <w:r>
+        <w:t xml:space="preserve">Калибровка вероятности гиперответа. Панель A — кривая надёжности. Панель B — ошибки калибровки.</w:t>
+      </w:r>
+    </w:p>
+    <w:p>
+      <w:pPr>
+        <w:pStyle w:val="BodyText"/>
+      </w:pPr>
+      <w:r>
+        <w:drawing>
+          <wp:inline>
+            <wp:extent cx="5334000" cy="2377658"/>
+            <wp:effectExtent b="0" l="0" r="0" t="0"/>
+            <wp:docPr descr="" title="" id="61" name="Picture"/>
+            <a:graphic>
+              <a:graphicData uri="http://schemas.openxmlformats.org/drawingml/2006/picture">
+                <pic:pic>
+                  <pic:nvPicPr>
+                    <pic:cNvPr descr="figs_docx/fig10_clusters.png" id="62" name="Picture"/>
+                    <pic:cNvPicPr>
+                      <a:picLocks noChangeArrowheads="1" noChangeAspect="1"/>
+                    </pic:cNvPicPr>
+                  </pic:nvPicPr>
+                  <pic:blipFill>
+                    <a:blip r:embed="rId60"/>
+                    <a:stretch>
+                      <a:fillRect/>
+                    </a:stretch>
+                  </pic:blipFill>
+                  <pic:spPr bwMode="auto">
+                    <a:xfrm>
+                      <a:off x="0" y="0"/>
+                      <a:ext cx="5334000" cy="2377658"/>
+                    </a:xfrm>
+                    <a:prstGeom prst="rect">
+                      <a:avLst/>
+                    </a:prstGeom>
+                    <a:noFill/>
+                    <a:ln w="9525">
+                      <a:noFill/>
+                      <a:headEnd/>
+                      <a:tailEnd/>
+                    </a:ln>
+                  </pic:spPr>
+                </pic:pic>
+              </a:graphicData>
+            </a:graphic>
+          </wp:inline>
+        </w:drawing>
+      </w:r>
+    </w:p>
+    <w:p>
+      <w:pPr>
+        <w:pStyle w:val="BodyText"/>
+      </w:pPr>
+      <w:r>
+        <w:rPr>
+          <w:b/>
+          <w:bCs/>
+        </w:rPr>
+        <w:t xml:space="preserve">Рисунок 10.</w:t>
+      </w:r>
+      <w:r>
+        <w:t xml:space="preserve"> </w:t>
+      </w:r>
+      <w:r>
+        <w:t xml:space="preserve">Фенотипы пациенток без учителя (UMAP + HDBSCAN).</w:t>
       </w:r>
     </w:p>
     <w:p>
@@ -3105,8 +4619,8 @@
         </w:pict>
       </w:r>
     </w:p>
-    <w:bookmarkEnd w:id="42"/>
-    <w:bookmarkStart w:id="43" w:name="воспроизводимость"/>
+    <w:bookmarkEnd w:id="63"/>
+    <w:bookmarkStart w:id="64" w:name="воспроизводимость"/>
     <w:p>
       <w:pPr>
         <w:pStyle w:val="Heading2"/>
@@ -3186,12 +4700,48 @@
         <w:rPr>
           <w:rStyle w:val="VerbatimChar"/>
         </w:rPr>
+        <w:t xml:space="preserve">50_advanced.py</w:t>
+      </w:r>
+      <w:r>
+        <w:t xml:space="preserve"> </w:t>
+      </w:r>
+      <w:r>
+        <w:t xml:space="preserve">(выживаемость, причинный анализ,</w:t>
+      </w:r>
+      <w:r>
+        <w:t xml:space="preserve"> </w:t>
+      </w:r>
+      <w:r>
+        <w:t xml:space="preserve">кластеризация, SHAP, калибровка, стекинг),</w:t>
+      </w:r>
+      <w:r>
+        <w:t xml:space="preserve"> </w:t>
+      </w:r>
+      <w:r>
+        <w:rPr>
+          <w:rStyle w:val="VerbatimChar"/>
+        </w:rPr>
         <w:t xml:space="preserve">40_figures_mdpi.py</w:t>
       </w:r>
       <w:r>
         <w:t xml:space="preserve"> </w:t>
       </w:r>
       <w:r>
+        <w:t xml:space="preserve">и</w:t>
+      </w:r>
+      <w:r>
+        <w:t xml:space="preserve"> </w:t>
+      </w:r>
+      <w:r>
+        <w:rPr>
+          <w:rStyle w:val="VerbatimChar"/>
+        </w:rPr>
+        <w:t xml:space="preserve">51_figures_advanced.py</w:t>
+      </w:r>
+      <w:r>
+        <w:t xml:space="preserve"> </w:t>
+      </w:r>
+      <w:r>
         <w:t xml:space="preserve">(рисунки). Результаты сохранены в виде</w:t>
       </w:r>
       <w:r>
@@ -3207,8 +4757,8 @@
         <w:t xml:space="preserve">персональные данные пациенток в анализе не участвовали.</w:t>
       </w:r>
     </w:p>
-    <w:bookmarkEnd w:id="43"/>
-    <w:bookmarkEnd w:id="44"/>
+    <w:bookmarkEnd w:id="64"/>
+    <w:bookmarkEnd w:id="65"/>
     <w:sectPr>
       <w:footnotePr>
         <w:numRestart w:val="eachSect"/>
